--- a/docs/plans/PLAN-adb-app-status-reboot-api-2026-08-24/steps/STEP-3.1-senior-developer-code.docx
+++ b/docs/plans/PLAN-adb-app-status-reboot-api-2026-08-24/steps/STEP-3.1-senior-developer-code.docx
@@ -3645,7 +3645,51 @@
           <w:color w:val="F05922"/>
           <w:sz w:val="28"/>
         </w:rPr>
-        <w:t>Commit</w:t>
+        <w:t>Fix vòng 2 theo UX review (UI-001/002/003)</w:t>
+      </w:r>
+    </w:p>
+    <w:p>
+      <w:pPr>
+        <w:spacing w:after="80"/>
+      </w:pPr>
+      <w:r>
+        <w:rPr>
+          <w:b/>
+          <w:sz w:val="21"/>
+        </w:rPr>
+        <w:t>Ngày:</w:t>
+      </w:r>
+      <w:r>
+        <w:rPr>
+          <w:sz w:val="21"/>
+        </w:rPr>
+        <w:t xml:space="preserve"> 2026-08-24 | </w:t>
+      </w:r>
+      <w:r>
+        <w:rPr>
+          <w:b/>
+          <w:sz w:val="21"/>
+        </w:rPr>
+        <w:t>Agent:</w:t>
+      </w:r>
+      <w:r>
+        <w:rPr>
+          <w:sz w:val="21"/>
+        </w:rPr>
+        <w:t xml:space="preserve"> Senior Developer</w:t>
+      </w:r>
+    </w:p>
+    <w:p>
+      <w:pPr>
+        <w:pStyle w:val="Heading3"/>
+        <w:spacing w:before="160" w:after="60"/>
+      </w:pPr>
+      <w:r>
+        <w:rPr>
+          <w:color w:val="4A3F8C"/>
+          <w:sz w:val="24"/>
+        </w:rPr>
+        <w:t>Đã fix:</w:t>
       </w:r>
     </w:p>
     <w:p>
@@ -3656,9 +3700,700 @@
       </w:pPr>
       <w:r>
         <w:rPr>
-          <w:sz w:val="21"/>
-        </w:rPr>
-        <w:t>Hash: 5297bc2</w:t>
+          <w:b/>
+          <w:sz w:val="21"/>
+        </w:rPr>
+        <w:t>UI-001 (Medium):</w:t>
+      </w:r>
+      <w:r>
+        <w:rPr>
+          <w:sz w:val="21"/>
+        </w:rPr>
+        <w:t xml:space="preserve"> Thêm 2 class CSS brand KZTEK vào </w:t>
+      </w:r>
+      <w:r>
+        <w:rPr>
+          <w:rFonts w:ascii="Courier New" w:hAnsi="Courier New"/>
+          <w:color w:val="F05922"/>
+          <w:sz w:val="21"/>
+        </w:rPr>
+        <w:t>wwwroot/css/dashboard.css</w:t>
+      </w:r>
+      <w:r>
+        <w:rPr>
+          <w:sz w:val="21"/>
+        </w:rPr>
+        <w:t xml:space="preserve">: </w:t>
+      </w:r>
+      <w:r>
+        <w:rPr>
+          <w:rFonts w:ascii="Courier New" w:hAnsi="Courier New"/>
+          <w:color w:val="F05922"/>
+          <w:sz w:val="21"/>
+        </w:rPr>
+        <w:t>btn-kz-outline-navy</w:t>
+      </w:r>
+      <w:r>
+        <w:rPr>
+          <w:sz w:val="21"/>
+        </w:rPr>
+        <w:t xml:space="preserve"> (border/text Navy </w:t>
+      </w:r>
+      <w:r>
+        <w:rPr>
+          <w:rFonts w:ascii="Courier New" w:hAnsi="Courier New"/>
+          <w:color w:val="F05922"/>
+          <w:sz w:val="21"/>
+        </w:rPr>
+        <w:t>#251C53</w:t>
+      </w:r>
+      <w:r>
+        <w:rPr>
+          <w:sz w:val="21"/>
+        </w:rPr>
+        <w:t xml:space="preserve">, hover nền Navy chữ trắng) và </w:t>
+      </w:r>
+      <w:r>
+        <w:rPr>
+          <w:rFonts w:ascii="Courier New" w:hAnsi="Courier New"/>
+          <w:color w:val="F05922"/>
+          <w:sz w:val="21"/>
+        </w:rPr>
+        <w:t>btn-kz-outline-orange</w:t>
+      </w:r>
+      <w:r>
+        <w:rPr>
+          <w:sz w:val="21"/>
+        </w:rPr>
+        <w:t xml:space="preserve"> (border/text Cam </w:t>
+      </w:r>
+      <w:r>
+        <w:rPr>
+          <w:rFonts w:ascii="Courier New" w:hAnsi="Courier New"/>
+          <w:color w:val="F05922"/>
+          <w:sz w:val="21"/>
+        </w:rPr>
+        <w:t>#F05922</w:t>
+      </w:r>
+      <w:r>
+        <w:rPr>
+          <w:sz w:val="21"/>
+        </w:rPr>
+        <w:t xml:space="preserve">, hover nền Cam chữ trắng). Cập nhật </w:t>
+      </w:r>
+      <w:r>
+        <w:rPr>
+          <w:rFonts w:ascii="Courier New" w:hAnsi="Courier New"/>
+          <w:color w:val="F05922"/>
+          <w:sz w:val="21"/>
+        </w:rPr>
+        <w:t>Pages/Index.cshtml</w:t>
+      </w:r>
+      <w:r>
+        <w:rPr>
+          <w:sz w:val="21"/>
+        </w:rPr>
+        <w:t xml:space="preserve">: </w:t>
+      </w:r>
+      <w:r>
+        <w:rPr>
+          <w:rFonts w:ascii="Courier New" w:hAnsi="Courier New"/>
+          <w:color w:val="F05922"/>
+          <w:sz w:val="21"/>
+        </w:rPr>
+        <w:t>btn-check-app-status</w:t>
+      </w:r>
+      <w:r>
+        <w:rPr>
+          <w:sz w:val="21"/>
+        </w:rPr>
+        <w:t xml:space="preserve"> dùng </w:t>
+      </w:r>
+      <w:r>
+        <w:rPr>
+          <w:rFonts w:ascii="Courier New" w:hAnsi="Courier New"/>
+          <w:color w:val="F05922"/>
+          <w:sz w:val="21"/>
+        </w:rPr>
+        <w:t>btn-kz-outline-navy</w:t>
+      </w:r>
+      <w:r>
+        <w:rPr>
+          <w:sz w:val="21"/>
+        </w:rPr>
+        <w:t xml:space="preserve">, </w:t>
+      </w:r>
+      <w:r>
+        <w:rPr>
+          <w:rFonts w:ascii="Courier New" w:hAnsi="Courier New"/>
+          <w:color w:val="F05922"/>
+          <w:sz w:val="21"/>
+        </w:rPr>
+        <w:t>btn-reboot-device</w:t>
+      </w:r>
+      <w:r>
+        <w:rPr>
+          <w:sz w:val="21"/>
+        </w:rPr>
+        <w:t xml:space="preserve"> dùng </w:t>
+      </w:r>
+      <w:r>
+        <w:rPr>
+          <w:rFonts w:ascii="Courier New" w:hAnsi="Courier New"/>
+          <w:color w:val="F05922"/>
+          <w:sz w:val="21"/>
+        </w:rPr>
+        <w:t>btn-kz-outline-orange</w:t>
+      </w:r>
+      <w:r>
+        <w:rPr>
+          <w:sz w:val="21"/>
+        </w:rPr>
+        <w:t xml:space="preserve">. KHÔNG override toàn cục </w:t>
+      </w:r>
+      <w:r>
+        <w:rPr>
+          <w:rFonts w:ascii="Courier New" w:hAnsi="Courier New"/>
+          <w:color w:val="F05922"/>
+          <w:sz w:val="21"/>
+        </w:rPr>
+        <w:t>btn-outline-primary</w:t>
+      </w:r>
+      <w:r>
+        <w:rPr>
+          <w:sz w:val="21"/>
+        </w:rPr>
+        <w:t>/</w:t>
+      </w:r>
+      <w:r>
+        <w:rPr>
+          <w:rFonts w:ascii="Courier New" w:hAnsi="Courier New"/>
+          <w:color w:val="F05922"/>
+          <w:sz w:val="21"/>
+        </w:rPr>
+        <w:t>btn-outline-warning</w:t>
+      </w:r>
+      <w:r>
+        <w:rPr>
+          <w:sz w:val="21"/>
+        </w:rPr>
+        <w:t>.</w:t>
+      </w:r>
+    </w:p>
+    <w:p>
+      <w:pPr>
+        <w:pStyle w:val="ListBullet"/>
+        <w:spacing w:after="20"/>
+        <w:ind w:left="283"/>
+      </w:pPr>
+      <w:r>
+        <w:rPr>
+          <w:b/>
+          <w:sz w:val="21"/>
+        </w:rPr>
+        <w:t>UI-002 (Low):</w:t>
+      </w:r>
+      <w:r>
+        <w:rPr>
+          <w:sz w:val="21"/>
+        </w:rPr>
+        <w:t xml:space="preserve"> Cập nhật 2 handler trong </w:t>
+      </w:r>
+      <w:r>
+        <w:rPr>
+          <w:rFonts w:ascii="Courier New" w:hAnsi="Courier New"/>
+          <w:color w:val="F05922"/>
+          <w:sz w:val="21"/>
+        </w:rPr>
+        <w:t>wwwroot/js/dashboard.js</w:t>
+      </w:r>
+      <w:r>
+        <w:rPr>
+          <w:sz w:val="21"/>
+        </w:rPr>
+        <w:t xml:space="preserve">: </w:t>
+      </w:r>
+      <w:r>
+        <w:rPr>
+          <w:rFonts w:ascii="Courier New" w:hAnsi="Courier New"/>
+          <w:color w:val="F05922"/>
+          <w:sz w:val="21"/>
+        </w:rPr>
+        <w:t>button.disabled = true</w:t>
+      </w:r>
+      <w:r>
+        <w:rPr>
+          <w:sz w:val="21"/>
+        </w:rPr>
+        <w:t xml:space="preserve"> trước </w:t>
+      </w:r>
+      <w:r>
+        <w:rPr>
+          <w:rFonts w:ascii="Courier New" w:hAnsi="Courier New"/>
+          <w:color w:val="F05922"/>
+          <w:sz w:val="21"/>
+        </w:rPr>
+        <w:t>fetch()</w:t>
+      </w:r>
+      <w:r>
+        <w:rPr>
+          <w:sz w:val="21"/>
+        </w:rPr>
+        <w:t xml:space="preserve">, restore </w:t>
+      </w:r>
+      <w:r>
+        <w:rPr>
+          <w:rFonts w:ascii="Courier New" w:hAnsi="Courier New"/>
+          <w:color w:val="F05922"/>
+          <w:sz w:val="21"/>
+        </w:rPr>
+        <w:t>false</w:t>
+      </w:r>
+      <w:r>
+        <w:rPr>
+          <w:sz w:val="21"/>
+        </w:rPr>
+        <w:t xml:space="preserve"> trong </w:t>
+      </w:r>
+      <w:r>
+        <w:rPr>
+          <w:rFonts w:ascii="Courier New" w:hAnsi="Courier New"/>
+          <w:color w:val="F05922"/>
+          <w:sz w:val="21"/>
+        </w:rPr>
+        <w:t>finally</w:t>
+      </w:r>
+      <w:r>
+        <w:rPr>
+          <w:sz w:val="21"/>
+        </w:rPr>
+        <w:t xml:space="preserve">; thêm </w:t>
+      </w:r>
+      <w:r>
+        <w:rPr>
+          <w:rFonts w:ascii="Courier New" w:hAnsi="Courier New"/>
+          <w:color w:val="F05922"/>
+          <w:sz w:val="21"/>
+        </w:rPr>
+        <w:t>&lt;span class="spinner-border spinner-border-sm"&gt;</w:t>
+      </w:r>
+      <w:r>
+        <w:rPr>
+          <w:sz w:val="21"/>
+        </w:rPr>
+        <w:t xml:space="preserve"> thay thế innerHTML tạm thời khi đang gọi API.</w:t>
+      </w:r>
+    </w:p>
+    <w:p>
+      <w:pPr>
+        <w:pStyle w:val="ListBullet"/>
+        <w:spacing w:after="20"/>
+        <w:ind w:left="283"/>
+      </w:pPr>
+      <w:r>
+        <w:rPr>
+          <w:b/>
+          <w:sz w:val="21"/>
+        </w:rPr>
+        <w:t>UI-003 (Low):</w:t>
+      </w:r>
+      <w:r>
+        <w:rPr>
+          <w:sz w:val="21"/>
+        </w:rPr>
+        <w:t xml:space="preserve"> Thêm </w:t>
+      </w:r>
+      <w:r>
+        <w:rPr>
+          <w:rFonts w:ascii="Courier New" w:hAnsi="Courier New"/>
+          <w:color w:val="F05922"/>
+          <w:sz w:val="21"/>
+        </w:rPr>
+        <w:t>aria-hidden="true"</w:t>
+      </w:r>
+      <w:r>
+        <w:rPr>
+          <w:sz w:val="21"/>
+        </w:rPr>
+        <w:t xml:space="preserve"> cho </w:t>
+      </w:r>
+      <w:r>
+        <w:rPr>
+          <w:rFonts w:ascii="Courier New" w:hAnsi="Courier New"/>
+          <w:color w:val="F05922"/>
+          <w:sz w:val="21"/>
+        </w:rPr>
+        <w:t>&lt;i class="bi bi-info-circle"&gt;</w:t>
+      </w:r>
+      <w:r>
+        <w:rPr>
+          <w:sz w:val="21"/>
+        </w:rPr>
+        <w:t xml:space="preserve"> (btn-check-app-status) và </w:t>
+      </w:r>
+      <w:r>
+        <w:rPr>
+          <w:rFonts w:ascii="Courier New" w:hAnsi="Courier New"/>
+          <w:color w:val="F05922"/>
+          <w:sz w:val="21"/>
+        </w:rPr>
+        <w:t>&lt;i class="bi bi-arrow-repeat"&gt;</w:t>
+      </w:r>
+      <w:r>
+        <w:rPr>
+          <w:sz w:val="21"/>
+        </w:rPr>
+        <w:t xml:space="preserve"> (btn-reboot-device) trong </w:t>
+      </w:r>
+      <w:r>
+        <w:rPr>
+          <w:rFonts w:ascii="Courier New" w:hAnsi="Courier New"/>
+          <w:color w:val="F05922"/>
+          <w:sz w:val="21"/>
+        </w:rPr>
+        <w:t>Pages/Index.cshtml</w:t>
+      </w:r>
+      <w:r>
+        <w:rPr>
+          <w:sz w:val="21"/>
+        </w:rPr>
+        <w:t>.</w:t>
+      </w:r>
+    </w:p>
+    <w:p>
+      <w:pPr>
+        <w:pStyle w:val="Heading3"/>
+        <w:spacing w:before="160" w:after="60"/>
+      </w:pPr>
+      <w:r>
+        <w:rPr>
+          <w:color w:val="4A3F8C"/>
+          <w:sz w:val="24"/>
+        </w:rPr>
+        <w:t>Files đã sửa:</w:t>
+      </w:r>
+    </w:p>
+    <w:p>
+      <w:pPr>
+        <w:pStyle w:val="ListBullet"/>
+        <w:spacing w:after="20"/>
+        <w:ind w:left="283"/>
+      </w:pPr>
+      <w:r>
+        <w:rPr>
+          <w:rFonts w:ascii="Courier New" w:hAnsi="Courier New"/>
+          <w:color w:val="F05922"/>
+          <w:sz w:val="21"/>
+        </w:rPr>
+        <w:t>src/KztekAdbPublishTool.Web/wwwroot/css/dashboard.css</w:t>
+      </w:r>
+      <w:r>
+        <w:rPr>
+          <w:sz w:val="21"/>
+        </w:rPr>
+        <w:t xml:space="preserve"> — thêm </w:t>
+      </w:r>
+      <w:r>
+        <w:rPr>
+          <w:rFonts w:ascii="Courier New" w:hAnsi="Courier New"/>
+          <w:color w:val="F05922"/>
+          <w:sz w:val="21"/>
+        </w:rPr>
+        <w:t>.btn-kz-outline-navy</w:t>
+      </w:r>
+      <w:r>
+        <w:rPr>
+          <w:sz w:val="21"/>
+        </w:rPr>
+        <w:t xml:space="preserve"> + </w:t>
+      </w:r>
+      <w:r>
+        <w:rPr>
+          <w:rFonts w:ascii="Courier New" w:hAnsi="Courier New"/>
+          <w:color w:val="F05922"/>
+          <w:sz w:val="21"/>
+        </w:rPr>
+        <w:t>.btn-kz-outline-orange</w:t>
+      </w:r>
+    </w:p>
+    <w:p>
+      <w:pPr>
+        <w:pStyle w:val="ListBullet"/>
+        <w:spacing w:after="20"/>
+        <w:ind w:left="283"/>
+      </w:pPr>
+      <w:r>
+        <w:rPr>
+          <w:rFonts w:ascii="Courier New" w:hAnsi="Courier New"/>
+          <w:color w:val="F05922"/>
+          <w:sz w:val="21"/>
+        </w:rPr>
+        <w:t>src/KztekAdbPublishTool.Web/Pages/Index.cshtml</w:t>
+      </w:r>
+      <w:r>
+        <w:rPr>
+          <w:sz w:val="21"/>
+        </w:rPr>
+        <w:t xml:space="preserve"> — đổi class 2 nút + aria-hidden</w:t>
+      </w:r>
+    </w:p>
+    <w:p>
+      <w:pPr>
+        <w:pStyle w:val="ListBullet"/>
+        <w:spacing w:after="20"/>
+        <w:ind w:left="283"/>
+      </w:pPr>
+      <w:r>
+        <w:rPr>
+          <w:rFonts w:ascii="Courier New" w:hAnsi="Courier New"/>
+          <w:color w:val="F05922"/>
+          <w:sz w:val="21"/>
+        </w:rPr>
+        <w:t>src/KztekAdbPublishTool.Web/wwwroot/js/dashboard.js</w:t>
+      </w:r>
+      <w:r>
+        <w:rPr>
+          <w:sz w:val="21"/>
+        </w:rPr>
+        <w:t xml:space="preserve"> — disabled state + spinner 2 handler</w:t>
+      </w:r>
+    </w:p>
+    <w:p>
+      <w:pPr>
+        <w:pStyle w:val="Heading3"/>
+        <w:spacing w:before="160" w:after="60"/>
+      </w:pPr>
+      <w:r>
+        <w:rPr>
+          <w:color w:val="4A3F8C"/>
+          <w:sz w:val="24"/>
+        </w:rPr>
+        <w:t>Verification:</w:t>
+      </w:r>
+    </w:p>
+    <w:p>
+      <w:pPr>
+        <w:pStyle w:val="ListBullet"/>
+        <w:spacing w:after="20"/>
+        <w:ind w:left="283"/>
+      </w:pPr>
+      <w:r>
+        <w:rPr>
+          <w:rFonts w:ascii="Courier New" w:hAnsi="Courier New"/>
+          <w:color w:val="F05922"/>
+          <w:sz w:val="21"/>
+        </w:rPr>
+        <w:t>dotnet build</w:t>
+      </w:r>
+      <w:r>
+        <w:rPr>
+          <w:sz w:val="21"/>
+        </w:rPr>
+        <w:t xml:space="preserve"> — 0 error, 0 warning</w:t>
+      </w:r>
+    </w:p>
+    <w:p>
+      <w:pPr>
+        <w:pStyle w:val="ListBullet"/>
+        <w:spacing w:after="20"/>
+        <w:ind w:left="283"/>
+      </w:pPr>
+      <w:r>
+        <w:rPr>
+          <w:rFonts w:ascii="Courier New" w:hAnsi="Courier New"/>
+          <w:color w:val="F05922"/>
+          <w:sz w:val="21"/>
+        </w:rPr>
+        <w:t>dotnet test</w:t>
+      </w:r>
+      <w:r>
+        <w:rPr>
+          <w:sz w:val="21"/>
+        </w:rPr>
+        <w:t xml:space="preserve"> — 119/119 pass, 0 fail</w:t>
+      </w:r>
+    </w:p>
+    <w:p>
+      <w:pPr>
+        <w:pStyle w:val="Heading2"/>
+        <w:spacing w:before="200" w:after="80"/>
+      </w:pPr>
+      <w:r>
+        <w:rPr>
+          <w:color w:val="F05922"/>
+          <w:sz w:val="28"/>
+        </w:rPr>
+        <w:t>Handoff Payload — cập nhật (sau fix vòng 2)</w:t>
+      </w:r>
+    </w:p>
+    <w:p>
+      <w:pPr>
+        <w:pStyle w:val="ListBullet"/>
+        <w:spacing w:after="20"/>
+        <w:ind w:left="283"/>
+      </w:pPr>
+      <w:r>
+        <w:rPr>
+          <w:b/>
+          <w:sz w:val="21"/>
+        </w:rPr>
+        <w:t>do_not_redo:</w:t>
+      </w:r>
+      <w:r>
+        <w:rPr>
+          <w:sz w:val="21"/>
+        </w:rPr>
+        <w:t xml:space="preserve"> KHÔNG tạo lại class CSS brand (đã có </w:t>
+      </w:r>
+      <w:r>
+        <w:rPr>
+          <w:rFonts w:ascii="Courier New" w:hAnsi="Courier New"/>
+          <w:color w:val="F05922"/>
+          <w:sz w:val="21"/>
+        </w:rPr>
+        <w:t>btn-kz-outline-navy</w:t>
+      </w:r>
+      <w:r>
+        <w:rPr>
+          <w:sz w:val="21"/>
+        </w:rPr>
+        <w:t>/</w:t>
+      </w:r>
+      <w:r>
+        <w:rPr>
+          <w:rFonts w:ascii="Courier New" w:hAnsi="Courier New"/>
+          <w:color w:val="F05922"/>
+          <w:sz w:val="21"/>
+        </w:rPr>
+        <w:t>btn-kz-outline-orange</w:t>
+      </w:r>
+      <w:r>
+        <w:rPr>
+          <w:sz w:val="21"/>
+        </w:rPr>
+        <w:t>). KHÔNG sửa icon nút cũ (UI-003 chỉ áp 2 nút mới — đã làm). KHÔNG thêm disabled state vào nút khác (ngoài scope).</w:t>
+      </w:r>
+    </w:p>
+    <w:p>
+      <w:pPr>
+        <w:pStyle w:val="ListBullet"/>
+        <w:spacing w:after="20"/>
+        <w:ind w:left="283"/>
+      </w:pPr>
+      <w:r>
+        <w:rPr>
+          <w:b/>
+          <w:sz w:val="21"/>
+        </w:rPr>
+        <w:t>watch_out:</w:t>
+      </w:r>
+      <w:r>
+        <w:rPr>
+          <w:sz w:val="21"/>
+        </w:rPr>
+        <w:t xml:space="preserve"> Spinner dùng </w:t>
+      </w:r>
+      <w:r>
+        <w:rPr>
+          <w:rFonts w:ascii="Courier New" w:hAnsi="Courier New"/>
+          <w:color w:val="F05922"/>
+          <w:sz w:val="21"/>
+        </w:rPr>
+        <w:t>origHtml</w:t>
+      </w:r>
+      <w:r>
+        <w:rPr>
+          <w:sz w:val="21"/>
+        </w:rPr>
+        <w:t>/</w:t>
+      </w:r>
+      <w:r>
+        <w:rPr>
+          <w:rFonts w:ascii="Courier New" w:hAnsi="Courier New"/>
+          <w:color w:val="F05922"/>
+          <w:sz w:val="21"/>
+        </w:rPr>
+        <w:t>origRebootHtml</w:t>
+      </w:r>
+      <w:r>
+        <w:rPr>
+          <w:sz w:val="21"/>
+        </w:rPr>
+        <w:t xml:space="preserve"> để restore — nếu spinner hiển thị sai, kiểm tra </w:t>
+      </w:r>
+      <w:r>
+        <w:rPr>
+          <w:rFonts w:ascii="Courier New" w:hAnsi="Courier New"/>
+          <w:color w:val="F05922"/>
+          <w:sz w:val="21"/>
+        </w:rPr>
+        <w:t>btnAppStatus.innerHTML</w:t>
+      </w:r>
+      <w:r>
+        <w:rPr>
+          <w:sz w:val="21"/>
+        </w:rPr>
+        <w:t xml:space="preserve"> và </w:t>
+      </w:r>
+      <w:r>
+        <w:rPr>
+          <w:rFonts w:ascii="Courier New" w:hAnsi="Courier New"/>
+          <w:color w:val="F05922"/>
+          <w:sz w:val="21"/>
+        </w:rPr>
+        <w:t>btnReboot.innerHTML</w:t>
+      </w:r>
+      <w:r>
+        <w:rPr>
+          <w:sz w:val="21"/>
+        </w:rPr>
+        <w:t xml:space="preserve"> trong finally.</w:t>
+      </w:r>
+    </w:p>
+    <w:p>
+      <w:pPr>
+        <w:pStyle w:val="ListBullet"/>
+        <w:spacing w:after="20"/>
+        <w:ind w:left="283"/>
+      </w:pPr>
+      <w:r>
+        <w:rPr>
+          <w:b/>
+          <w:sz w:val="21"/>
+        </w:rPr>
+        <w:t>next_inputs:</w:t>
+      </w:r>
+      <w:r>
+        <w:rPr>
+          <w:sz w:val="21"/>
+        </w:rPr>
+        <w:t xml:space="preserve"> UI-001/002/003 đã fix tại commit &lt;hash — điền sau commit&gt;. UXR cần re-check 3 issue trên + xác nhận disabled state hoạt động đúng khi click nhanh.</w:t>
+      </w:r>
+    </w:p>
+    <w:p>
+      <w:pPr>
+        <w:pStyle w:val="Heading2"/>
+        <w:spacing w:before="200" w:after="80"/>
+      </w:pPr>
+      <w:r>
+        <w:rPr>
+          <w:color w:val="F05922"/>
+          <w:sz w:val="28"/>
+        </w:rPr>
+        <w:t>Commit</w:t>
+      </w:r>
+    </w:p>
+    <w:p>
+      <w:pPr>
+        <w:pStyle w:val="ListBullet"/>
+        <w:spacing w:after="20"/>
+        <w:ind w:left="283"/>
+      </w:pPr>
+      <w:r>
+        <w:rPr>
+          <w:sz w:val="21"/>
+        </w:rPr>
+        <w:t>Hash: 5297bc2 (commit gốc — code 2 API + UI)</w:t>
       </w:r>
     </w:p>
     <w:p>

--- a/docs/plans/PLAN-adb-app-status-reboot-api-2026-08-24/steps/STEP-3.1-senior-developer-code.docx
+++ b/docs/plans/PLAN-adb-app-status-reboot-api-2026-08-24/steps/STEP-3.1-senior-developer-code.docx
@@ -4367,7 +4367,7 @@
         <w:rPr>
           <w:sz w:val="21"/>
         </w:rPr>
-        <w:t xml:space="preserve"> UI-001/002/003 đã fix tại commit &lt;hash — điền sau commit&gt;. UXR cần re-check 3 issue trên + xác nhận disabled state hoạt động đúng khi click nhanh.</w:t>
+        <w:t xml:space="preserve"> UI-001/002/003 đã fix tại commit 23838dc. UXR cần re-check 3 issue trên + xác nhận disabled state hoạt động đúng khi click nhanh.</w:t>
       </w:r>
     </w:p>
     <w:p>
